--- a/public/temas/ejercicio-1/ESQUEMA TEMA 26.docx
+++ b/public/temas/ejercicio-1/ESQUEMA TEMA 26.docx
@@ -957,7 +957,7 @@
           <w:rFonts w:ascii="Cambria" w:hAnsi="Cambria" w:cs="Cambria" w:eastAsia="Cambria"/>
           <w:sz w:val="22"/>
         </w:rPr>
-        <w:t>, artículo 1 GATT: igual trato a todos los interlocutores</w:t>
+        <w:t>, art. 1 GATT: igual trato a todos los interlocutores</w:t>
       </w:r>
     </w:p>
     <w:p>
@@ -993,7 +993,7 @@
           <w:rFonts w:ascii="Cambria" w:hAnsi="Cambria" w:cs="Cambria" w:eastAsia="Cambria"/>
           <w:sz w:val="22"/>
         </w:rPr>
-        <w:t>, artículo 3 GATT: igual trato a productos nacionales y extranjeros ya entrados</w:t>
+        <w:t>, art. 3 GATT: igual trato a productos nacionales y extranjeros ya entrados</w:t>
       </w:r>
     </w:p>
     <w:p>
@@ -1273,7 +1273,7 @@
           <w:b/>
           <w:sz w:val="22"/>
         </w:rPr>
-        <w:t>2%</w:t>
+        <w:t>2 %</w:t>
       </w:r>
       <w:r>
         <w:rPr>
@@ -1367,7 +1367,7 @@
           <w:b/>
           <w:sz w:val="22"/>
         </w:rPr>
-        <w:t>97%</w:t>
+        <w:t>97 %</w:t>
       </w:r>
       <w:r>
         <w:rPr>
@@ -1432,7 +1432,7 @@
           <w:b/>
           <w:sz w:val="22"/>
         </w:rPr>
-        <w:t>1%</w:t>
+        <w:t>1 %</w:t>
       </w:r>
       <w:r>
         <w:rPr>
@@ -2355,7 +2355,7 @@
           <w:b/>
           <w:sz w:val="22"/>
         </w:rPr>
-        <w:t>Artículo 20 GATT</w:t>
+        <w:t>Art. 20 GATT</w:t>
       </w:r>
       <w:r>
         <w:rPr>
